--- a/text/part1/08OrcsENPF.docx
+++ b/text/part1/08OrcsENPF.docx
@@ -126,23 +126,24 @@
       </w:r>
     </w:p>
     <w:p>
-      <w:r>
-        <w:t xml:space="preserve">I noticed that despite the enormous increase in Picking, </w:t>
-      </w:r>
-      <w:r>
-        <w:t>Net Aide</w:t>
-      </w:r>
-      <w:r>
-        <w:t xml:space="preserve"> hadn't awarded me a level-up.</w:t>
-      </w:r>
-    </w:p>
-    <w:p>
       <w:pPr>
         <w:rPr>
           <w:lang w:val="en-US"/>
         </w:rPr>
       </w:pPr>
       <w:r>
+        <w:t xml:space="preserve">I noticed that despite the enormous increase in Picking, </w:t>
+      </w:r>
+      <w:r>
+        <w:t>Net Aide</w:t>
+      </w:r>
+      <w:r>
+        <w:t xml:space="preserve"> hadn't awarded me a level-up.</w:t>
+      </w:r>
+      <w:r>
+        <w:t xml:space="preserve"> </w:t>
+      </w:r>
+      <w:r>
         <w:t>I was still a third-class picker.</w:t>
       </w:r>
     </w:p>
@@ -150,8 +151,9 @@
       <w:r>
         <w:t>The explanation seemed obvious.</w:t>
       </w:r>
-    </w:p>
-    <w:p>
+      <w:r>
+        <w:t xml:space="preserve"> </w:t>
+      </w:r>
       <w:r>
         <w:t>My other skills remained rather modest—particularly the combat-related ones: Dodging, Unarmed Control, and Resonator.</w:t>
       </w:r>
@@ -181,8 +183,9 @@
       <w:r>
         <w:t>Now...</w:t>
       </w:r>
-    </w:p>
-    <w:p>
+      <w:r>
+        <w:t xml:space="preserve"> </w:t>
+      </w:r>
       <w:r>
         <w:t>W</w:t>
       </w:r>
@@ -194,10 +197,19 @@
       <w:r>
         <w:t>I decided to spend the afternoon practicing a little time management.</w:t>
       </w:r>
-    </w:p>
-    <w:p>
-      <w:r>
-        <w:t>Not quite the sort office workers usually mean.</w:t>
+      <w:r>
+        <w:t xml:space="preserve"> </w:t>
+      </w:r>
+      <w:r>
+        <w:t xml:space="preserve">Not quite the </w:t>
+      </w:r>
+      <w:proofErr w:type="gramStart"/>
+      <w:r>
+        <w:t>sort</w:t>
+      </w:r>
+      <w:proofErr w:type="gramEnd"/>
+      <w:r>
+        <w:t xml:space="preserve"> office workers usually mean.</w:t>
       </w:r>
     </w:p>
     <w:p>
@@ -213,7 +225,7 @@
     <w:p>
       <w:pPr>
         <w:rPr>
-          <w:lang w:val="ru-RU"/>
+          <w:lang w:val="en-US"/>
         </w:rPr>
       </w:pPr>
       <w:r>
@@ -239,30 +251,35 @@
       <w:r>
         <w:t>Time, I thought, probably doesn't respond well to force.</w:t>
       </w:r>
-    </w:p>
-    <w:p>
+      <w:r>
+        <w:t xml:space="preserve"> </w:t>
+      </w:r>
       <w:r>
         <w:t>Perhaps the only appropriate attitude toward it is complete surrender.</w:t>
       </w:r>
+      <w:r>
+        <w:t xml:space="preserve"> </w:t>
+      </w:r>
+    </w:p>
+    <w:p>
+      <w:r>
+        <w:t>You don't command time.</w:t>
+      </w:r>
+      <w:r>
+        <w:t xml:space="preserve"> </w:t>
+      </w:r>
+      <w:r>
+        <w:t>You yield yourself to it.</w:t>
+      </w:r>
+    </w:p>
+    <w:p>
+      <w:r>
+        <w:t>And then, perhaps, with all due humility, you express not a demand, but a wish... a quiet hope... that it might choose to flow just a little more slowly.</w:t>
+      </w:r>
     </w:p>
     <w:p>
       <w:r>
         <w:lastRenderedPageBreak/>
-        <w:t>You don't command time.</w:t>
-      </w:r>
-    </w:p>
-    <w:p>
-      <w:r>
-        <w:t>You yield yourself to it.</w:t>
-      </w:r>
-    </w:p>
-    <w:p>
-      <w:r>
-        <w:t>And then, perhaps, with all due humility, you express not a demand, but a wish... a quiet hope... that it might choose to flow just a little more slowly.</w:t>
-      </w:r>
-    </w:p>
-    <w:p>
-      <w:r>
         <w:t>But how do you surrender yourself to time?</w:t>
       </w:r>
       <w:r>
@@ -319,13 +336,15 @@
       <w:r>
         <w:t>The slope on my right was covered with dry grass and scattered with granite boulders of every size.</w:t>
       </w:r>
-    </w:p>
-    <w:p>
+      <w:r>
+        <w:t xml:space="preserve"> </w:t>
+      </w:r>
       <w:r>
         <w:t>Glancing in that direction, I immediately spotted Art.</w:t>
       </w:r>
-    </w:p>
-    <w:p>
+      <w:r>
+        <w:t xml:space="preserve"> </w:t>
+      </w:r>
       <w:r>
         <w:t>He was moving along his route a little ahead of me, perhaps two hundred meters away.</w:t>
       </w:r>
@@ -334,15 +353,19 @@
       <w:r>
         <w:t>Still walking, I looked over my shoulder in search of Korg.</w:t>
       </w:r>
-    </w:p>
-    <w:p>
-      <w:r>
-        <w:t>I found him immediately.</w:t>
-      </w:r>
-    </w:p>
-    <w:p>
-      <w:r>
-        <w:t>At that very moment, he altered course and banked toward the forest, apparently having noticed potential prey.</w:t>
+      <w:r>
+        <w:t xml:space="preserve"> </w:t>
+      </w:r>
+      <w:r>
+        <w:t xml:space="preserve">I found him </w:t>
+      </w:r>
+      <w:proofErr w:type="spellStart"/>
+      <w:r>
+        <w:t>immediately.At</w:t>
+      </w:r>
+      <w:proofErr w:type="spellEnd"/>
+      <w:r>
+        <w:t xml:space="preserve"> that very moment, he altered course and banked toward the forest, apparently having noticed potential prey.</w:t>
       </w:r>
     </w:p>
     <w:p>
@@ -404,8 +427,9 @@
       <w:r>
         <w:t>Out of the corner of my eye, I saw Art doing exactly the same.</w:t>
       </w:r>
-    </w:p>
-    <w:p>
+      <w:r>
+        <w:t xml:space="preserve"> </w:t>
+      </w:r>
       <w:r>
         <w:t>Still appearing absent-minded, he gradually altered his course toward me, quickening his pace almost imperceptibly.</w:t>
       </w:r>
@@ -414,64 +438,71 @@
       <w:r>
         <w:t>Without turning my head, I opened my contour just a fraction, letting the Field flow through me.</w:t>
       </w:r>
-    </w:p>
-    <w:p>
+      <w:r>
+        <w:t xml:space="preserve"> </w:t>
+      </w:r>
       <w:r>
         <w:t>I reached out behind me.</w:t>
       </w:r>
     </w:p>
     <w:p>
       <w:r>
+        <w:t>The moment I sensed Korg, I silently called for help.</w:t>
+      </w:r>
+    </w:p>
+    <w:p>
+      <w:r>
+        <w:t>Instantly, he reacted.</w:t>
+      </w:r>
+      <w:r>
+        <w:t xml:space="preserve"> </w:t>
+      </w:r>
+      <w:r>
+        <w:t>His entire body seemed to tense.</w:t>
+      </w:r>
+      <w:r>
+        <w:t xml:space="preserve"> </w:t>
+      </w:r>
+      <w:r>
+        <w:t>Then his wings snapped open, and he rolled sharply into a tight turn, heading straight toward me.</w:t>
+      </w:r>
+    </w:p>
+    <w:p>
+      <w:r>
+        <w:t>I closed my contour and focused on what lay ahead.</w:t>
+      </w:r>
+    </w:p>
+    <w:p>
+      <w:r>
+        <w:t>For the moment, everything there remained quiet.</w:t>
+      </w:r>
+      <w:r>
+        <w:t xml:space="preserve"> </w:t>
+      </w:r>
+    </w:p>
+    <w:p>
+      <w:r>
+        <w:t>A notification appeared inside my mask.</w:t>
+      </w:r>
+    </w:p>
+    <w:p>
+      <w:r>
+        <w:t>Ellen's Team</w:t>
+      </w:r>
+    </w:p>
+    <w:p>
+      <w:r>
+        <w:t>Group Call</w:t>
+      </w:r>
+    </w:p>
+    <w:p>
+      <w:r>
         <w:lastRenderedPageBreak/>
-        <w:t>The moment I sensed Korg, I silently called for help.</w:t>
-      </w:r>
-    </w:p>
-    <w:p>
-      <w:r>
-        <w:t>Instantly, he reacted.</w:t>
-      </w:r>
-    </w:p>
-    <w:p>
-      <w:r>
-        <w:t>His entire body seemed to tense.</w:t>
-      </w:r>
-    </w:p>
-    <w:p>
-      <w:r>
-        <w:t>Then his wings snapped open, and he rolled sharply into a tight turn, heading straight toward me.</w:t>
-      </w:r>
-    </w:p>
-    <w:p>
-      <w:r>
-        <w:t>I closed my contour and focused on what lay ahead.</w:t>
-      </w:r>
-    </w:p>
-    <w:p>
-      <w:r>
-        <w:t>For the moment, everything there remained quiet.</w:t>
-      </w:r>
-    </w:p>
-    <w:p>
-      <w:r>
-        <w:t>A notification appeared inside my mask.</w:t>
-      </w:r>
-    </w:p>
-    <w:p>
-      <w:r>
-        <w:t>Ellen's Team</w:t>
-      </w:r>
-    </w:p>
-    <w:p>
-      <w:r>
-        <w:t>Group Call</w:t>
-      </w:r>
-    </w:p>
-    <w:p>
-      <w:r>
         <w:t>Then Sana's voice returned over the clip.</w:t>
       </w:r>
-    </w:p>
-    <w:p>
+      <w:r>
+        <w:t xml:space="preserve"> </w:t>
+      </w:r>
       <w:r>
         <w:t>This time it carried the cold certainty of someone giving orders.</w:t>
       </w:r>
@@ -560,8 +591,9 @@
       <w:r>
         <w:t>The moment they emerged, the orcs charged.</w:t>
       </w:r>
-    </w:p>
-    <w:p>
+      <w:r>
+        <w:t xml:space="preserve"> </w:t>
+      </w:r>
       <w:r>
         <w:t>Straight toward me.</w:t>
       </w:r>
@@ -580,90 +612,87 @@
       <w:r>
         <w:t>A new plan.</w:t>
       </w:r>
+      <w:r>
+        <w:t xml:space="preserve"> </w:t>
+      </w:r>
+      <w:r>
+        <w:t>I needed one immediately.</w:t>
+      </w:r>
+    </w:p>
+    <w:p>
+      <w:r>
+        <w:t>And then, somewhere at the edge of my awareness, I realized—or rather, I felt—that what I had been thinking about only minutes earlier had somehow happened on its own.</w:t>
+      </w:r>
+    </w:p>
+    <w:p>
+      <w:r>
+        <w:t>Time had slowed.</w:t>
+      </w:r>
+    </w:p>
+    <w:p>
+      <w:r>
+        <w:t>I knew the orcs were still moving at exactly the same speed.</w:t>
+      </w:r>
+      <w:r>
+        <w:t xml:space="preserve"> </w:t>
+      </w:r>
+      <w:r>
+        <w:t>But I perceived every movement as though it were unfolding in slow motion.</w:t>
+      </w:r>
+      <w:r>
+        <w:t xml:space="preserve"> </w:t>
+      </w:r>
+      <w:r>
+        <w:t>As if the entire world had been submerged beneath water—or some invisible, viscous substance.</w:t>
+      </w:r>
+    </w:p>
+    <w:p>
+      <w:r>
+        <w:t>At the same time, my own mind continued working at its normal pace.</w:t>
+      </w:r>
+      <w:r>
+        <w:t xml:space="preserve"> </w:t>
+      </w:r>
+      <w:r>
+        <w:t>I could move normally.</w:t>
+      </w:r>
+      <w:r>
+        <w:t xml:space="preserve"> </w:t>
+      </w:r>
+      <w:r>
+        <w:t>I perceived every detail with perfect clarity.</w:t>
+      </w:r>
+    </w:p>
+    <w:p>
+      <w:r>
+        <w:t>The moment I understood what was happening, calm returned.</w:t>
+      </w:r>
+      <w:r>
+        <w:t xml:space="preserve"> </w:t>
+      </w:r>
+      <w:r>
+        <w:t>My heart stopped pounding.</w:t>
+      </w:r>
+      <w:r>
+        <w:t xml:space="preserve"> </w:t>
+      </w:r>
+      <w:r>
+        <w:t>In its place came an almost pleasant sense of clarity.</w:t>
+      </w:r>
+    </w:p>
+    <w:p>
+      <w:r>
+        <w:t>Of composure.</w:t>
+      </w:r>
+    </w:p>
+    <w:p>
+      <w:r>
+        <w:t>Of certainty.</w:t>
+      </w:r>
     </w:p>
     <w:p>
       <w:r>
         <w:lastRenderedPageBreak/>
-        <w:t>I needed one immediately.</w:t>
-      </w:r>
-    </w:p>
-    <w:p>
-      <w:r>
-        <w:t>And then, somewhere at the edge of my awareness, I realized—</w:t>
-      </w:r>
-    </w:p>
-    <w:p>
-      <w:r>
-        <w:t>or rather, I felt—</w:t>
-      </w:r>
-    </w:p>
-    <w:p>
-      <w:r>
-        <w:t>that what I had been thinking about only minutes earlier had somehow happened on its own.</w:t>
-      </w:r>
-    </w:p>
-    <w:p>
-      <w:r>
-        <w:t>Time had slowed.</w:t>
-      </w:r>
-    </w:p>
-    <w:p>
-      <w:r>
-        <w:t>I knew the orcs were still moving at exactly the same speed.</w:t>
-      </w:r>
-    </w:p>
-    <w:p>
-      <w:r>
-        <w:t>But I perceived every movement as though it were unfolding in slow motion.</w:t>
-      </w:r>
-    </w:p>
-    <w:p>
-      <w:r>
-        <w:t>As if the entire world had been submerged beneath water—or some invisible, viscous substance.</w:t>
-      </w:r>
-    </w:p>
-    <w:p>
-      <w:r>
-        <w:t>At the same time, my own mind continued working at its normal pace.</w:t>
-      </w:r>
-    </w:p>
-    <w:p>
-      <w:r>
-        <w:t>I could move normally.</w:t>
-      </w:r>
-    </w:p>
-    <w:p>
-      <w:r>
-        <w:t>I perceived every detail with perfect clarity.</w:t>
-      </w:r>
-    </w:p>
-    <w:p>
-      <w:r>
-        <w:t>The moment I understood what was happening, calm returned.</w:t>
-      </w:r>
-    </w:p>
-    <w:p>
-      <w:r>
-        <w:t>My heart stopped pounding.</w:t>
-      </w:r>
-    </w:p>
-    <w:p>
-      <w:r>
-        <w:t>In its place came an almost pleasant sense of clarity.</w:t>
-      </w:r>
-    </w:p>
-    <w:p>
-      <w:r>
-        <w:t>Of composure.</w:t>
-      </w:r>
-    </w:p>
-    <w:p>
-      <w:r>
-        <w:t>Of certainty.</w:t>
-      </w:r>
-    </w:p>
-    <w:p>
-      <w:r>
         <w:t>Thoughts arrived on their own, each one forming a crisp analytical conclusion.</w:t>
       </w:r>
     </w:p>
@@ -676,18 +705,21 @@
       <w:r>
         <w:t>Events were no longer unfolding according to our plan.</w:t>
       </w:r>
-    </w:p>
-    <w:p>
+      <w:r>
+        <w:t xml:space="preserve"> </w:t>
+      </w:r>
       <w:r>
         <w:t>But neither were they unfolding according to theirs.</w:t>
       </w:r>
-    </w:p>
-    <w:p>
+      <w:r>
+        <w:t xml:space="preserve"> </w:t>
+      </w:r>
       <w:r>
         <w:t>They had intended to spring the trap after I had reached the very center of the ambush.</w:t>
       </w:r>
-    </w:p>
-    <w:p>
+      <w:r>
+        <w:t xml:space="preserve"> </w:t>
+      </w:r>
       <w:r>
         <w:t>Sana had ruined that by discovering their hiding place.</w:t>
       </w:r>
@@ -701,20 +733,17 @@
       <w:r>
         <w:t>They carried ropes.</w:t>
       </w:r>
-    </w:p>
-    <w:p>
+      <w:r>
+        <w:t xml:space="preserve"> </w:t>
+      </w:r>
       <w:r>
         <w:t>Not lethal weapons.</w:t>
       </w:r>
-    </w:p>
-    <w:p>
-      <w:r>
-        <w:t>Their objective was to capture me—</w:t>
-      </w:r>
-    </w:p>
-    <w:p>
-      <w:r>
-        <w:t>not kill me.</w:t>
+      <w:r>
+        <w:t xml:space="preserve"> </w:t>
+      </w:r>
+      <w:r>
+        <w:t>Their objective was to capture me—not kill me.</w:t>
       </w:r>
     </w:p>
     <w:p>
@@ -726,8 +755,9 @@
       <w:r>
         <w:t>They were riding...</w:t>
       </w:r>
-    </w:p>
-    <w:p>
+      <w:r>
+        <w:t xml:space="preserve"> </w:t>
+      </w:r>
       <w:r>
         <w:t>I remembered the name.</w:t>
       </w:r>
@@ -744,8 +774,9 @@
       <w:r>
         <w:t>Which meant they could move only along the ground.</w:t>
       </w:r>
-    </w:p>
-    <w:p>
+      <w:r>
+        <w:t xml:space="preserve"> </w:t>
+      </w:r>
       <w:r>
         <w:t>They couldn't take to the air.</w:t>
       </w:r>
@@ -757,7 +788,6 @@
     </w:p>
     <w:p>
       <w:r>
-        <w:lastRenderedPageBreak/>
         <w:t>The conclusions immediately turned into a plan.</w:t>
       </w:r>
     </w:p>
@@ -765,23 +795,31 @@
       <w:r>
         <w:t>Final step:</w:t>
       </w:r>
+      <w:r>
+        <w:t xml:space="preserve"> </w:t>
+      </w:r>
     </w:p>
     <w:p>
       <w:r>
         <w:t>Float.</w:t>
       </w:r>
+      <w:r>
+        <w:t xml:space="preserve"> </w:t>
+      </w:r>
     </w:p>
     <w:p>
       <w:r>
         <w:t>Activate the agrav inserts in my backpack.</w:t>
       </w:r>
-    </w:p>
-    <w:p>
+      <w:r>
+        <w:t xml:space="preserve"> </w:t>
+      </w:r>
       <w:r>
         <w:t>Take to the air.</w:t>
       </w:r>
-    </w:p>
-    <w:p>
+      <w:r>
+        <w:t xml:space="preserve"> </w:t>
+      </w:r>
       <w:r>
         <w:t>They wouldn't be able to reach me.</w:t>
       </w:r>
@@ -810,8 +848,9 @@
       <w:r>
         <w:t>My hand moved to my belt.</w:t>
       </w:r>
-    </w:p>
-    <w:p>
+      <w:r>
+        <w:t xml:space="preserve"> </w:t>
+      </w:r>
       <w:r>
         <w:t>The</w:t>
       </w:r>
@@ -910,6 +949,7 @@
     </w:p>
     <w:p>
       <w:r>
+        <w:lastRenderedPageBreak/>
         <w:t xml:space="preserve">His </w:t>
       </w:r>
       <w:r>
@@ -918,8 +958,9 @@
       <w:r>
         <w:t>han-wolf immediately sensed something was wrong.</w:t>
       </w:r>
-    </w:p>
-    <w:p>
+      <w:r>
+        <w:t xml:space="preserve"> </w:t>
+      </w:r>
       <w:r>
         <w:t>The intelligent beast slowed at once, veering away while instinctively trying to keep its unconscious rider balanced on its back.</w:t>
       </w:r>
@@ -938,8 +979,9 @@
       <w:r>
         <w:t>Vacant eyes.</w:t>
       </w:r>
-    </w:p>
-    <w:p>
+      <w:r>
+        <w:t xml:space="preserve"> </w:t>
+      </w:r>
       <w:r>
         <w:t>Limp body.</w:t>
       </w:r>
@@ -956,7 +998,6 @@
     </w:p>
     <w:p>
       <w:r>
-        <w:lastRenderedPageBreak/>
         <w:t>Next.</w:t>
       </w:r>
     </w:p>
@@ -980,8 +1021,9 @@
       <w:r>
         <w:t>.</w:t>
       </w:r>
-    </w:p>
-    <w:p>
+      <w:r>
+        <w:t xml:space="preserve"> </w:t>
+      </w:r>
       <w:r>
         <w:t>It flowed smoothly from my hand into the formin.</w:t>
       </w:r>
@@ -1027,8 +1069,9 @@
       <w:r>
         <w:t>Which meant I couldn't—had no right to—attack him with lethal force.</w:t>
       </w:r>
-    </w:p>
-    <w:p>
+      <w:r>
+        <w:t xml:space="preserve"> </w:t>
+      </w:r>
       <w:r>
         <w:t>Not even with a blade.</w:t>
       </w:r>
@@ -1037,8 +1080,9 @@
       <w:r>
         <w:t>The target wasn't the rider.</w:t>
       </w:r>
-    </w:p>
-    <w:p>
+      <w:r>
+        <w:t xml:space="preserve"> </w:t>
+      </w:r>
       <w:r>
         <w:t>It was the rope.</w:t>
       </w:r>
@@ -1131,8 +1175,9 @@
       <w:r>
         <w:t>Enough to stun him.</w:t>
       </w:r>
-    </w:p>
-    <w:p>
+      <w:r>
+        <w:t xml:space="preserve"> </w:t>
+      </w:r>
       <w:r>
         <w:t>Not enough to kill.</w:t>
       </w:r>
@@ -1159,6 +1204,7 @@
     </w:p>
     <w:p>
       <w:r>
+        <w:lastRenderedPageBreak/>
         <w:t>Time to go up.</w:t>
       </w:r>
     </w:p>
@@ -1174,16 +1220,17 @@
     </w:p>
     <w:p>
       <w:r>
-        <w:lastRenderedPageBreak/>
         <w:t>It wasn't in front of me.</w:t>
       </w:r>
-    </w:p>
-    <w:p>
+      <w:r>
+        <w:t xml:space="preserve"> </w:t>
+      </w:r>
       <w:r>
         <w:t>It wasn't the charging orcs.</w:t>
       </w:r>
-    </w:p>
-    <w:p>
+      <w:r>
+        <w:t xml:space="preserve"> </w:t>
+      </w:r>
       <w:r>
         <w:t>It was coming from behind.</w:t>
       </w:r>
@@ -1323,8 +1370,9 @@
       <w:r>
         <w:t>Not consciously.</w:t>
       </w:r>
-    </w:p>
-    <w:p>
+      <w:r>
+        <w:t xml:space="preserve"> </w:t>
+      </w:r>
       <w:r>
         <w:t>Instinctively.</w:t>
       </w:r>
@@ -1333,13 +1381,15 @@
       <w:r>
         <w:t>Pure self-preservation hurled me sideways.</w:t>
       </w:r>
-    </w:p>
-    <w:p>
+      <w:r>
+        <w:t xml:space="preserve"> </w:t>
+      </w:r>
       <w:r>
         <w:t>I threw myself flat onto the ground without even feeling the impact.</w:t>
       </w:r>
-    </w:p>
-    <w:p>
+      <w:r>
+        <w:t xml:space="preserve"> </w:t>
+      </w:r>
       <w:r>
         <w:t>At the very last instant, I somehow managed to clamp my hands over my ears.</w:t>
       </w:r>
@@ -1358,25 +1408,27 @@
       <w:r>
         <w:t>I was outside the full force of that unimaginable wave.</w:t>
       </w:r>
-    </w:p>
-    <w:p>
+      <w:r>
+        <w:t xml:space="preserve"> </w:t>
+      </w:r>
       <w:r>
         <w:t>Even through my hands, I heard only its distant echo.</w:t>
       </w:r>
+      <w:r>
+        <w:t xml:space="preserve"> </w:t>
+      </w:r>
+      <w:r>
+        <w:t>Yet that was enough.</w:t>
+      </w:r>
+    </w:p>
+    <w:p>
+      <w:r>
+        <w:t>It wasn't a hiss.</w:t>
+      </w:r>
     </w:p>
     <w:p>
       <w:r>
         <w:lastRenderedPageBreak/>
-        <w:t>Yet that was enough.</w:t>
-      </w:r>
-    </w:p>
-    <w:p>
-      <w:r>
-        <w:t>It wasn't a hiss.</w:t>
-      </w:r>
-    </w:p>
-    <w:p>
-      <w:r>
         <w:t>It wasn't a whistle.</w:t>
       </w:r>
     </w:p>
@@ -1404,8 +1456,9 @@
       <w:r>
         <w:t>It lasted only seconds.</w:t>
       </w:r>
-    </w:p>
-    <w:p>
+      <w:r>
+        <w:t xml:space="preserve"> </w:t>
+      </w:r>
       <w:r>
         <w:t>Then it vanished as suddenly as it had appeared.</w:t>
       </w:r>
@@ -1419,18 +1472,23 @@
       <w:r>
         <w:t>Gradually, I forced myself to move.</w:t>
       </w:r>
+      <w:r>
+        <w:t xml:space="preserve"> </w:t>
+      </w:r>
     </w:p>
     <w:p>
       <w:r>
         <w:t>I lowered my hands.</w:t>
       </w:r>
-    </w:p>
-    <w:p>
+      <w:r>
+        <w:t xml:space="preserve"> </w:t>
+      </w:r>
       <w:r>
         <w:t>Raised my head.</w:t>
       </w:r>
-    </w:p>
-    <w:p>
+      <w:r>
+        <w:t xml:space="preserve"> </w:t>
+      </w:r>
       <w:r>
         <w:t>Looked around.</w:t>
       </w:r>
@@ -1520,32 +1578,33 @@
     </w:p>
     <w:p>
       <w:r>
+        <w:t>Why wasn't she acting?</w:t>
+      </w:r>
+    </w:p>
+    <w:p>
+      <w:r>
+        <w:t>Why wasn't she using Fieldcraft to stop one of them?</w:t>
+      </w:r>
+    </w:p>
+    <w:p>
+      <w:r>
+        <w:t>They were getting away.</w:t>
+      </w:r>
+    </w:p>
+    <w:p>
+      <w:r>
+        <w:t>As it turned out, I had underestimated Sana.</w:t>
+      </w:r>
+      <w:r>
+        <w:t xml:space="preserve"> </w:t>
+      </w:r>
+      <w:r>
+        <w:t>My fears were entirely unfounded.</w:t>
+      </w:r>
+    </w:p>
+    <w:p>
+      <w:r>
         <w:lastRenderedPageBreak/>
-        <w:t>Why wasn't she acting?</w:t>
-      </w:r>
-    </w:p>
-    <w:p>
-      <w:r>
-        <w:t>Why wasn't she using Fieldcraft to stop one of them?</w:t>
-      </w:r>
-    </w:p>
-    <w:p>
-      <w:r>
-        <w:t>They were getting away.</w:t>
-      </w:r>
-    </w:p>
-    <w:p>
-      <w:r>
-        <w:t>As it turned out, I had underestimated Sana.</w:t>
-      </w:r>
-    </w:p>
-    <w:p>
-      <w:r>
-        <w:t>My fears were entirely unfounded.</w:t>
-      </w:r>
-    </w:p>
-    <w:p>
-      <w:r>
         <w:t>Just as the first orcs disappeared into the trees, one rider—noticeably larger than the rest—halted at the edge of the forest and turned to look back over the others.</w:t>
       </w:r>
     </w:p>
@@ -1563,8 +1622,9 @@
       <w:r>
         <w:t>At that very moment, I felt the air around him seem to thicken.</w:t>
       </w:r>
-    </w:p>
-    <w:p>
+      <w:r>
+        <w:t xml:space="preserve"> </w:t>
+      </w:r>
       <w:r>
         <w:t>A heavy tension settled over the clearing.</w:t>
       </w:r>
@@ -1579,8 +1639,9 @@
       <w:r>
         <w:t>han-wolf froze where they stood.</w:t>
       </w:r>
-    </w:p>
-    <w:p>
+      <w:r>
+        <w:t xml:space="preserve"> </w:t>
+      </w:r>
       <w:r>
         <w:t>Completely motionless.</w:t>
       </w:r>
@@ -1604,8 +1665,9 @@
       <w:r>
         <w:t>She hadn't waited to act.</w:t>
       </w:r>
-    </w:p>
-    <w:p>
+      <w:r>
+        <w:t xml:space="preserve"> </w:t>
+      </w:r>
       <w:r>
         <w:t>She had waited to identify the leader.</w:t>
       </w:r>
@@ -2409,6 +2471,7 @@
   <w:style w:type="character" w:default="1" w:styleId="DefaultParagraphFont">
     <w:name w:val="Default Paragraph Font"/>
     <w:uiPriority w:val="1"/>
+    <w:semiHidden/>
     <w:unhideWhenUsed/>
   </w:style>
   <w:style w:type="table" w:default="1" w:styleId="TableNormal">
